--- a/docs/Criollo_Cepeda_Tarea2_InformeGeneral.docx
+++ b/docs/Criollo_Cepeda_Tarea2_InformeGeneral.docx
@@ -1,6 +1,6 @@
 
 <file path=word/document.xml><?xml version="1.0" encoding="utf-8"?>
-<w:document xmlns:wpc="http://schemas.microsoft.com/office/word/2010/wordprocessingCanvas" xmlns:cx="http://schemas.microsoft.com/office/drawing/2014/chartex" xmlns:cx1="http://schemas.microsoft.com/office/drawing/2015/9/8/chartex" xmlns:cx2="http://schemas.microsoft.com/office/drawing/2015/10/21/chartex" xmlns:cx3="http://schemas.microsoft.com/office/drawing/2016/5/9/chartex" xmlns:cx4="http://schemas.microsoft.com/office/drawing/2016/5/10/chartex" xmlns:cx5="http://schemas.microsoft.com/office/drawing/2016/5/11/chartex" xmlns:cx6="http://schemas.microsoft.com/office/drawing/2016/5/12/chartex" xmlns:cx7="http://schemas.microsoft.com/office/drawing/2016/5/13/chartex" xmlns:cx8="http://schemas.microsoft.com/office/drawing/2016/5/14/chartex" xmlns:mc="http://schemas.openxmlformats.org/markup-compatibility/2006" xmlns:aink="http://schemas.microsoft.com/office/drawing/2016/ink" xmlns:am3d="http://schemas.microsoft.com/office/drawing/2017/model3d" xmlns:o="urn:schemas-microsoft-com:office:office" xmlns:r="http://schemas.openxmlformats.org/officeDocument/2006/relationships" xmlns:m="http://schemas.openxmlformats.org/officeDocument/2006/math" xmlns:v="urn:schemas-microsoft-com:vml" xmlns:wp14="http://schemas.microsoft.com/office/word/2010/wordprocessingDrawing" xmlns:wp="http://schemas.openxmlformats.org/drawingml/2006/wordprocessingDrawing" xmlns:w10="urn:schemas-microsoft-com:office:word" xmlns:w="http://schemas.openxmlformats.org/wordprocessingml/2006/main" xmlns:w14="http://schemas.microsoft.com/office/word/2010/wordml" xmlns:w15="http://schemas.microsoft.com/office/word/2012/wordml" xmlns:w16cex="http://schemas.microsoft.com/office/word/2018/wordml/cex" xmlns:w16cid="http://schemas.microsoft.com/office/word/2016/wordml/cid" xmlns:w16="http://schemas.microsoft.com/office/word/2018/wordml" xmlns:w16sdtdh="http://schemas.microsoft.com/office/word/2020/wordml/sdtdatahash" xmlns:w16se="http://schemas.microsoft.com/office/word/2015/wordml/symex" xmlns:wpg="http://schemas.microsoft.com/office/word/2010/wordprocessingGroup" xmlns:wpi="http://schemas.microsoft.com/office/word/2010/wordprocessingInk" xmlns:wne="http://schemas.microsoft.com/office/word/2006/wordml" xmlns:wps="http://schemas.microsoft.com/office/word/2010/wordprocessingShape" mc:Ignorable="w14 w15 w16se w16cid w16 w16cex w16sdtdh wp14">
+<w:document xmlns:wpc="http://schemas.microsoft.com/office/word/2010/wordprocessingCanvas" xmlns:cx="http://schemas.microsoft.com/office/drawing/2014/chartex" xmlns:cx1="http://schemas.microsoft.com/office/drawing/2015/9/8/chartex" xmlns:cx2="http://schemas.microsoft.com/office/drawing/2015/10/21/chartex" xmlns:cx3="http://schemas.microsoft.com/office/drawing/2016/5/9/chartex" xmlns:cx4="http://schemas.microsoft.com/office/drawing/2016/5/10/chartex" xmlns:cx5="http://schemas.microsoft.com/office/drawing/2016/5/11/chartex" xmlns:cx6="http://schemas.microsoft.com/office/drawing/2016/5/12/chartex" xmlns:cx7="http://schemas.microsoft.com/office/drawing/2016/5/13/chartex" xmlns:cx8="http://schemas.microsoft.com/office/drawing/2016/5/14/chartex" xmlns:mc="http://schemas.openxmlformats.org/markup-compatibility/2006" xmlns:aink="http://schemas.microsoft.com/office/drawing/2016/ink" xmlns:am3d="http://schemas.microsoft.com/office/drawing/2017/model3d" xmlns:o="urn:schemas-microsoft-com:office:office" xmlns:r="http://schemas.openxmlformats.org/officeDocument/2006/relationships" xmlns:m="http://schemas.openxmlformats.org/officeDocument/2006/math" xmlns:v="urn:schemas-microsoft-com:vml" xmlns:wp14="http://schemas.microsoft.com/office/word/2010/wordprocessingDrawing" xmlns:wp="http://schemas.openxmlformats.org/drawingml/2006/wordprocessingDrawing" xmlns:w10="urn:schemas-microsoft-com:office:word" xmlns:w="http://schemas.openxmlformats.org/wordprocessingml/2006/main" xmlns:w14="http://schemas.microsoft.com/office/word/2010/wordml" xmlns:w15="http://schemas.microsoft.com/office/word/2012/wordml" xmlns:w16cid="http://schemas.microsoft.com/office/word/2016/wordml/cid" xmlns:w16se="http://schemas.microsoft.com/office/word/2015/wordml/symex" xmlns:wpg="http://schemas.microsoft.com/office/word/2010/wordprocessingGroup" xmlns:wpi="http://schemas.microsoft.com/office/word/2010/wordprocessingInk" xmlns:wne="http://schemas.microsoft.com/office/word/2006/wordml" xmlns:wps="http://schemas.microsoft.com/office/word/2010/wordprocessingShape" mc:Ignorable="w14 w15 w16se w16cid wp14">
   <w:body>
     <w:p>
       <w:pPr>
@@ -12,6 +12,7 @@
           <w:between w:val="nil"/>
         </w:pBdr>
         <w:spacing w:line="240" w:lineRule="auto"/>
+        <w:ind w:left="720" w:hanging="720"/>
         <w:rPr>
           <w:rFonts w:ascii="Calibri" w:eastAsia="Calibri" w:hAnsi="Calibri" w:cs="Calibri"/>
           <w:color w:val="000000"/>
@@ -2775,7 +2776,6 @@
           <w:docPartUnique/>
         </w:docPartObj>
       </w:sdtPr>
-      <w:sdtEndPr/>
       <w:sdtContent>
         <w:p>
           <w:pPr>
@@ -4640,7 +4640,6 @@
           <w:docPartUnique/>
         </w:docPartObj>
       </w:sdtPr>
-      <w:sdtEndPr/>
       <w:sdtContent>
         <w:p>
           <w:pPr>
@@ -7868,7 +7867,16 @@
             </w:r>
             <w:proofErr w:type="spellEnd"/>
             <w:r>
-              <w:t xml:space="preserve"> - </w:t>
+              <w:t xml:space="preserve"> </w:t>
+            </w:r>
+            <w:r>
+              <w:t>–</w:t>
+            </w:r>
+            <w:r>
+              <w:t xml:space="preserve"> </w:t>
+            </w:r>
+            <w:r>
+              <w:t>Carlos Granda</w:t>
             </w:r>
           </w:p>
         </w:tc>
@@ -8297,6 +8305,8 @@
               </w:rPr>
               <w:t>Hallazgo (necesidad)</w:t>
             </w:r>
+            <w:bookmarkStart w:id="9" w:name="_GoBack"/>
+            <w:bookmarkEnd w:id="9"/>
           </w:p>
         </w:tc>
         <w:tc>
@@ -9213,11 +9223,11 @@
         <w:pStyle w:val="Ttulo2"/>
         <w:jc w:val="left"/>
       </w:pPr>
-      <w:bookmarkStart w:id="9" w:name="_Toc244009377"/>
+      <w:bookmarkStart w:id="10" w:name="_Toc244009377"/>
       <w:r>
         <w:t>A.4 Dudas y supuestos abiertos</w:t>
       </w:r>
-      <w:bookmarkEnd w:id="9"/>
+      <w:bookmarkEnd w:id="10"/>
     </w:p>
     <w:p>
       <w:pPr>
@@ -9225,7 +9235,7 @@
         <w:spacing w:before="120" w:after="40" w:line="240" w:lineRule="auto"/>
         <w:jc w:val="left"/>
       </w:pPr>
-      <w:bookmarkStart w:id="10" w:name="_Toc244009401"/>
+      <w:bookmarkStart w:id="11" w:name="_Toc244009401"/>
       <w:r>
         <w:rPr>
           <w:b/>
@@ -9243,7 +9253,7 @@
         </w:rPr>
         <w:t>Dudas pendientes de confirmar con la directiva</w:t>
       </w:r>
-      <w:bookmarkEnd w:id="10"/>
+      <w:bookmarkEnd w:id="11"/>
     </w:p>
     <w:tbl>
       <w:tblPr>
@@ -9616,11 +9626,11 @@
         <w:pStyle w:val="Ttulo2"/>
         <w:jc w:val="left"/>
       </w:pPr>
-      <w:bookmarkStart w:id="11" w:name="_Toc244009378"/>
+      <w:bookmarkStart w:id="12" w:name="_Toc244009378"/>
       <w:r>
         <w:t>A.5 Segunda técnica: análisis de sistemas parecidos</w:t>
       </w:r>
-      <w:bookmarkEnd w:id="11"/>
+      <w:bookmarkEnd w:id="12"/>
     </w:p>
     <w:p>
       <w:r>
@@ -9657,7 +9667,7 @@
         <w:spacing w:before="120" w:after="40" w:line="240" w:lineRule="auto"/>
         <w:jc w:val="left"/>
       </w:pPr>
-      <w:bookmarkStart w:id="12" w:name="_Toc244009402"/>
+      <w:bookmarkStart w:id="13" w:name="_Toc244009402"/>
       <w:r>
         <w:rPr>
           <w:b/>
@@ -9675,7 +9685,7 @@
         </w:rPr>
         <w:t>Comparación con sistemas parecidos</w:t>
       </w:r>
-      <w:bookmarkEnd w:id="12"/>
+      <w:bookmarkEnd w:id="13"/>
     </w:p>
     <w:tbl>
       <w:tblPr>
@@ -10030,12 +10040,21 @@
               <w:spacing w:after="0" w:line="240" w:lineRule="auto"/>
               <w:jc w:val="left"/>
             </w:pPr>
-            <w:r>
-              <w:rPr>
-                <w:sz w:val="20"/>
-                <w:szCs w:val="20"/>
-              </w:rPr>
-              <w:t>Muestra similares por categoría y calle, y permite apoyarlos</w:t>
+            <w:proofErr w:type="gramStart"/>
+            <w:r>
+              <w:rPr>
+                <w:sz w:val="20"/>
+                <w:szCs w:val="20"/>
+              </w:rPr>
+              <w:t>Muestra similares</w:t>
+            </w:r>
+            <w:proofErr w:type="gramEnd"/>
+            <w:r>
+              <w:rPr>
+                <w:sz w:val="20"/>
+                <w:szCs w:val="20"/>
+              </w:rPr>
+              <w:t xml:space="preserve"> por categoría y calle, y permite apoyarlos</w:t>
             </w:r>
           </w:p>
         </w:tc>
@@ -10378,7 +10397,7 @@
         <w:spacing w:before="120" w:after="40" w:line="240" w:lineRule="auto"/>
         <w:jc w:val="left"/>
       </w:pPr>
-      <w:bookmarkStart w:id="13" w:name="_Toc244009403"/>
+      <w:bookmarkStart w:id="14" w:name="_Toc244009403"/>
       <w:r>
         <w:rPr>
           <w:b/>
@@ -10396,7 +10415,7 @@
         </w:rPr>
         <w:t>Conclusiones de la segunda técnica</w:t>
       </w:r>
-      <w:bookmarkEnd w:id="13"/>
+      <w:bookmarkEnd w:id="14"/>
     </w:p>
     <w:tbl>
       <w:tblPr>
@@ -10779,23 +10798,23 @@
         <w:pStyle w:val="Ttulo1"/>
         <w:jc w:val="left"/>
       </w:pPr>
-      <w:bookmarkStart w:id="14" w:name="_Toc244009379"/>
+      <w:bookmarkStart w:id="15" w:name="_Toc244009379"/>
       <w:r>
         <w:lastRenderedPageBreak/>
         <w:t>PARTE B. DOCUMENTO DE REQUISITOS</w:t>
       </w:r>
-      <w:bookmarkEnd w:id="14"/>
+      <w:bookmarkEnd w:id="15"/>
     </w:p>
     <w:p>
       <w:pPr>
         <w:pStyle w:val="Ttulo2"/>
         <w:jc w:val="left"/>
       </w:pPr>
-      <w:bookmarkStart w:id="15" w:name="_Toc244009380"/>
+      <w:bookmarkStart w:id="16" w:name="_Toc244009380"/>
       <w:r>
         <w:t>B.1 Requisitos funcionales</w:t>
       </w:r>
-      <w:bookmarkEnd w:id="15"/>
+      <w:bookmarkEnd w:id="16"/>
     </w:p>
     <w:p>
       <w:pPr>
@@ -10803,7 +10822,7 @@
         <w:spacing w:before="120" w:after="40" w:line="240" w:lineRule="auto"/>
         <w:jc w:val="left"/>
       </w:pPr>
-      <w:bookmarkStart w:id="16" w:name="_Toc244009404"/>
+      <w:bookmarkStart w:id="17" w:name="_Toc244009404"/>
       <w:r>
         <w:rPr>
           <w:b/>
@@ -10821,7 +10840,7 @@
         </w:rPr>
         <w:t>Requisitos funcionales</w:t>
       </w:r>
-      <w:bookmarkEnd w:id="16"/>
+      <w:bookmarkEnd w:id="17"/>
     </w:p>
     <w:tbl>
       <w:tblPr>
@@ -12274,11 +12293,11 @@
         <w:pStyle w:val="Ttulo2"/>
         <w:jc w:val="left"/>
       </w:pPr>
-      <w:bookmarkStart w:id="17" w:name="_Toc244009381"/>
+      <w:bookmarkStart w:id="18" w:name="_Toc244009381"/>
       <w:r>
         <w:t>B.2 Requisitos no funcionales</w:t>
       </w:r>
-      <w:bookmarkEnd w:id="17"/>
+      <w:bookmarkEnd w:id="18"/>
     </w:p>
     <w:p>
       <w:pPr>
@@ -12286,7 +12305,7 @@
         <w:spacing w:before="120" w:after="40" w:line="240" w:lineRule="auto"/>
         <w:jc w:val="left"/>
       </w:pPr>
-      <w:bookmarkStart w:id="18" w:name="_Toc244009405"/>
+      <w:bookmarkStart w:id="19" w:name="_Toc244009405"/>
       <w:r>
         <w:rPr>
           <w:b/>
@@ -12305,7 +12324,7 @@
         </w:rPr>
         <w:t>Requisitos no funcionales (ISO/IEC 25010)</w:t>
       </w:r>
-      <w:bookmarkEnd w:id="18"/>
+      <w:bookmarkEnd w:id="19"/>
     </w:p>
     <w:tbl>
       <w:tblPr>
@@ -13193,11 +13212,11 @@
         <w:pStyle w:val="Ttulo2"/>
         <w:jc w:val="left"/>
       </w:pPr>
-      <w:bookmarkStart w:id="19" w:name="_Toc244009382"/>
+      <w:bookmarkStart w:id="20" w:name="_Toc244009382"/>
       <w:r>
         <w:t>B.3 Reglas de negocio</w:t>
       </w:r>
-      <w:bookmarkEnd w:id="19"/>
+      <w:bookmarkEnd w:id="20"/>
     </w:p>
     <w:p>
       <w:pPr>
@@ -13205,7 +13224,7 @@
         <w:spacing w:before="120" w:after="40" w:line="240" w:lineRule="auto"/>
         <w:jc w:val="left"/>
       </w:pPr>
-      <w:bookmarkStart w:id="20" w:name="_Toc244009406"/>
+      <w:bookmarkStart w:id="21" w:name="_Toc244009406"/>
       <w:r>
         <w:rPr>
           <w:b/>
@@ -13223,7 +13242,7 @@
         </w:rPr>
         <w:t>Reglas de negocio</w:t>
       </w:r>
-      <w:bookmarkEnd w:id="20"/>
+      <w:bookmarkEnd w:id="21"/>
     </w:p>
     <w:tbl>
       <w:tblPr>
@@ -13638,11 +13657,11 @@
         <w:pStyle w:val="Ttulo2"/>
         <w:jc w:val="left"/>
       </w:pPr>
-      <w:bookmarkStart w:id="21" w:name="_Toc244009383"/>
+      <w:bookmarkStart w:id="22" w:name="_Toc244009383"/>
       <w:r>
         <w:t>B.4 Revisión de calidad de los requisitos</w:t>
       </w:r>
-      <w:bookmarkEnd w:id="21"/>
+      <w:bookmarkEnd w:id="22"/>
     </w:p>
     <w:p>
       <w:r>
@@ -13655,7 +13674,7 @@
         <w:spacing w:before="120" w:after="40" w:line="240" w:lineRule="auto"/>
         <w:jc w:val="left"/>
       </w:pPr>
-      <w:bookmarkStart w:id="22" w:name="_Toc244009407"/>
+      <w:bookmarkStart w:id="23" w:name="_Toc244009407"/>
       <w:r>
         <w:rPr>
           <w:b/>
@@ -13674,7 +13693,7 @@
         </w:rPr>
         <w:t>Requisitos reescritos tras la revisión</w:t>
       </w:r>
-      <w:bookmarkEnd w:id="22"/>
+      <w:bookmarkEnd w:id="23"/>
     </w:p>
     <w:tbl>
       <w:tblPr>
@@ -14030,22 +14049,22 @@
         <w:pStyle w:val="Ttulo1"/>
         <w:jc w:val="left"/>
       </w:pPr>
-      <w:bookmarkStart w:id="23" w:name="_Toc244009384"/>
+      <w:bookmarkStart w:id="24" w:name="_Toc244009384"/>
       <w:r>
         <w:t>PARTE C. HISTORIAS DE USUARIO</w:t>
       </w:r>
-      <w:bookmarkEnd w:id="23"/>
+      <w:bookmarkEnd w:id="24"/>
     </w:p>
     <w:p>
       <w:pPr>
         <w:pStyle w:val="Ttulo2"/>
         <w:jc w:val="left"/>
       </w:pPr>
-      <w:bookmarkStart w:id="24" w:name="_Toc244009385"/>
+      <w:bookmarkStart w:id="25" w:name="_Toc244009385"/>
       <w:r>
         <w:t>C.1 Fichas de historias</w:t>
       </w:r>
-      <w:bookmarkEnd w:id="24"/>
+      <w:bookmarkEnd w:id="25"/>
     </w:p>
     <w:p>
       <w:r>
@@ -14066,7 +14085,7 @@
         <w:spacing w:before="120" w:after="40" w:line="240" w:lineRule="auto"/>
         <w:jc w:val="left"/>
       </w:pPr>
-      <w:bookmarkStart w:id="25" w:name="_Toc244009408"/>
+      <w:bookmarkStart w:id="26" w:name="_Toc244009408"/>
       <w:r>
         <w:rPr>
           <w:b/>
@@ -14084,7 +14103,7 @@
         </w:rPr>
         <w:t>Fichas de historias de usuario</w:t>
       </w:r>
-      <w:bookmarkEnd w:id="25"/>
+      <w:bookmarkEnd w:id="26"/>
     </w:p>
     <w:tbl>
       <w:tblPr>
@@ -14224,7 +14243,23 @@
                 <w:sz w:val="20"/>
                 <w:szCs w:val="20"/>
               </w:rPr>
-              <w:t>Dado que hay calles y categorías cargadas, cuando completo categoría, calle principal, intersección, referencia y una descripción de 20 a 500 caracteres y envío, entonces el reporte se guarda como Pendiente con prioridad Normal.</w:t>
+              <w:t xml:space="preserve">Dado que hay calles y categorías cargadas, cuando </w:t>
+            </w:r>
+            <w:proofErr w:type="gramStart"/>
+            <w:r>
+              <w:rPr>
+                <w:sz w:val="20"/>
+                <w:szCs w:val="20"/>
+              </w:rPr>
+              <w:t>completo categoría</w:t>
+            </w:r>
+            <w:proofErr w:type="gramEnd"/>
+            <w:r>
+              <w:rPr>
+                <w:sz w:val="20"/>
+                <w:szCs w:val="20"/>
+              </w:rPr>
+              <w:t>, calle principal, intersección, referencia y una descripción de 20 a 500 caracteres y envío, entonces el reporte se guarda como Pendiente con prioridad Normal.</w:t>
             </w:r>
           </w:p>
         </w:tc>
@@ -17562,11 +17597,11 @@
         <w:pStyle w:val="Ttulo2"/>
         <w:jc w:val="left"/>
       </w:pPr>
-      <w:bookmarkStart w:id="26" w:name="_Toc244009386"/>
+      <w:bookmarkStart w:id="27" w:name="_Toc244009386"/>
       <w:r>
         <w:t>C.2 Verificación INVEST</w:t>
       </w:r>
-      <w:bookmarkEnd w:id="26"/>
+      <w:bookmarkEnd w:id="27"/>
     </w:p>
     <w:p>
       <w:r>
@@ -17579,7 +17614,7 @@
         <w:spacing w:before="120" w:after="40" w:line="240" w:lineRule="auto"/>
         <w:jc w:val="left"/>
       </w:pPr>
-      <w:bookmarkStart w:id="27" w:name="_Toc244009409"/>
+      <w:bookmarkStart w:id="28" w:name="_Toc244009409"/>
       <w:r>
         <w:rPr>
           <w:b/>
@@ -17597,7 +17632,7 @@
         </w:rPr>
         <w:t>Verificación INVEST de tres historias</w:t>
       </w:r>
-      <w:bookmarkEnd w:id="27"/>
+      <w:bookmarkEnd w:id="28"/>
     </w:p>
     <w:tbl>
       <w:tblPr>
@@ -18227,11 +18262,11 @@
         <w:pStyle w:val="Ttulo1"/>
         <w:jc w:val="left"/>
       </w:pPr>
-      <w:bookmarkStart w:id="28" w:name="_Toc244009387"/>
+      <w:bookmarkStart w:id="29" w:name="_Toc244009387"/>
       <w:r>
         <w:t>PARTE D. PRODUCT BACKLOG</w:t>
       </w:r>
-      <w:bookmarkEnd w:id="28"/>
+      <w:bookmarkEnd w:id="29"/>
     </w:p>
     <w:p>
       <w:r>
@@ -18244,7 +18279,7 @@
         <w:spacing w:before="120" w:after="40" w:line="240" w:lineRule="auto"/>
         <w:jc w:val="left"/>
       </w:pPr>
-      <w:bookmarkStart w:id="29" w:name="_Toc244009410"/>
+      <w:bookmarkStart w:id="30" w:name="_Toc244009410"/>
       <w:r>
         <w:rPr>
           <w:b/>
@@ -18271,7 +18306,7 @@
         </w:rPr>
         <w:t xml:space="preserve"> backlog priorizado</w:t>
       </w:r>
-      <w:bookmarkEnd w:id="29"/>
+      <w:bookmarkEnd w:id="30"/>
     </w:p>
     <w:tbl>
       <w:tblPr>
@@ -20481,11 +20516,11 @@
         <w:pStyle w:val="Ttulo1"/>
         <w:jc w:val="left"/>
       </w:pPr>
-      <w:bookmarkStart w:id="30" w:name="_Toc244009388"/>
+      <w:bookmarkStart w:id="31" w:name="_Toc244009388"/>
       <w:r>
         <w:t>PARTE E. PLAN DE SPRINTS</w:t>
       </w:r>
-      <w:bookmarkEnd w:id="30"/>
+      <w:bookmarkEnd w:id="31"/>
     </w:p>
     <w:p>
       <w:r>
@@ -20498,7 +20533,7 @@
         <w:spacing w:before="120" w:after="40" w:line="240" w:lineRule="auto"/>
         <w:jc w:val="left"/>
       </w:pPr>
-      <w:bookmarkStart w:id="31" w:name="_Toc244009411"/>
+      <w:bookmarkStart w:id="32" w:name="_Toc244009411"/>
       <w:r>
         <w:rPr>
           <w:b/>
@@ -20524,7 +20559,7 @@
         </w:rPr>
         <w:t>sprints</w:t>
       </w:r>
-      <w:bookmarkEnd w:id="31"/>
+      <w:bookmarkEnd w:id="32"/>
       <w:proofErr w:type="spellEnd"/>
     </w:p>
     <w:tbl>
@@ -21480,7 +21515,7 @@
         <w:spacing w:before="120" w:after="40" w:line="240" w:lineRule="auto"/>
         <w:jc w:val="left"/>
       </w:pPr>
-      <w:bookmarkStart w:id="32" w:name="_Toc244009412"/>
+      <w:bookmarkStart w:id="33" w:name="_Toc244009412"/>
       <w:r>
         <w:rPr>
           <w:b/>
@@ -21498,7 +21533,7 @@
         </w:rPr>
         <w:t>Capacidad estimada por sprint</w:t>
       </w:r>
-      <w:bookmarkEnd w:id="32"/>
+      <w:bookmarkEnd w:id="33"/>
     </w:p>
     <w:tbl>
       <w:tblPr>
@@ -21849,6 +21884,7 @@
               <w:spacing w:after="0" w:line="240" w:lineRule="auto"/>
               <w:jc w:val="left"/>
             </w:pPr>
+            <w:proofErr w:type="gramStart"/>
             <w:r>
               <w:rPr>
                 <w:b/>
@@ -21856,7 +21892,17 @@
                 <w:sz w:val="20"/>
                 <w:szCs w:val="20"/>
               </w:rPr>
-              <w:t>Total del equipo</w:t>
+              <w:t>Total</w:t>
+            </w:r>
+            <w:proofErr w:type="gramEnd"/>
+            <w:r>
+              <w:rPr>
+                <w:b/>
+                <w:bCs/>
+                <w:sz w:val="20"/>
+                <w:szCs w:val="20"/>
+              </w:rPr>
+              <w:t xml:space="preserve"> del equipo</w:t>
             </w:r>
           </w:p>
         </w:tc>
@@ -21966,11 +22012,11 @@
         <w:pStyle w:val="Ttulo2"/>
         <w:jc w:val="left"/>
       </w:pPr>
-      <w:bookmarkStart w:id="33" w:name="_Toc244009389"/>
+      <w:bookmarkStart w:id="34" w:name="_Toc244009389"/>
       <w:r>
         <w:t>E.1 Detalle del sprint 1 (semanas 1 y 2)</w:t>
       </w:r>
-      <w:bookmarkEnd w:id="33"/>
+      <w:bookmarkEnd w:id="34"/>
     </w:p>
     <w:p>
       <w:r>
@@ -21990,7 +22036,7 @@
         <w:spacing w:before="120" w:after="40" w:line="240" w:lineRule="auto"/>
         <w:jc w:val="left"/>
       </w:pPr>
-      <w:bookmarkStart w:id="34" w:name="_Toc244009413"/>
+      <w:bookmarkStart w:id="35" w:name="_Toc244009413"/>
       <w:r>
         <w:rPr>
           <w:b/>
@@ -22008,7 +22054,7 @@
         </w:rPr>
         <w:t>Tareas del sprint 1</w:t>
       </w:r>
-      <w:bookmarkEnd w:id="34"/>
+      <w:bookmarkEnd w:id="35"/>
     </w:p>
     <w:tbl>
       <w:tblPr>
@@ -22919,22 +22965,22 @@
         <w:pStyle w:val="Ttulo1"/>
         <w:jc w:val="left"/>
       </w:pPr>
-      <w:bookmarkStart w:id="35" w:name="_Toc244009390"/>
+      <w:bookmarkStart w:id="36" w:name="_Toc244009390"/>
       <w:r>
         <w:t>PARTE F. TRAZABILIDAD Y REGISTRO DE CAMBIOS</w:t>
       </w:r>
-      <w:bookmarkEnd w:id="35"/>
+      <w:bookmarkEnd w:id="36"/>
     </w:p>
     <w:p>
       <w:pPr>
         <w:pStyle w:val="Ttulo2"/>
         <w:jc w:val="left"/>
       </w:pPr>
-      <w:bookmarkStart w:id="36" w:name="_Toc244009391"/>
+      <w:bookmarkStart w:id="37" w:name="_Toc244009391"/>
       <w:r>
         <w:t>F.1 Objetivos específicos del acta</w:t>
       </w:r>
-      <w:bookmarkEnd w:id="36"/>
+      <w:bookmarkEnd w:id="37"/>
     </w:p>
     <w:p>
       <w:r>
@@ -22947,7 +22993,7 @@
         <w:spacing w:before="120" w:after="40" w:line="240" w:lineRule="auto"/>
         <w:jc w:val="left"/>
       </w:pPr>
-      <w:bookmarkStart w:id="37" w:name="_Toc244009414"/>
+      <w:bookmarkStart w:id="38" w:name="_Toc244009414"/>
       <w:r>
         <w:rPr>
           <w:b/>
@@ -22965,7 +23011,7 @@
         </w:rPr>
         <w:t>Trazabilidad de objetivos específicos a requisitos e historias</w:t>
       </w:r>
-      <w:bookmarkEnd w:id="37"/>
+      <w:bookmarkEnd w:id="38"/>
     </w:p>
     <w:tbl>
       <w:tblPr>
@@ -23715,11 +23761,11 @@
         <w:pStyle w:val="Ttulo2"/>
         <w:jc w:val="left"/>
       </w:pPr>
-      <w:bookmarkStart w:id="38" w:name="_Toc244009392"/>
+      <w:bookmarkStart w:id="39" w:name="_Toc244009392"/>
       <w:r>
         <w:t>F.2 Registro de cambios</w:t>
       </w:r>
-      <w:bookmarkEnd w:id="38"/>
+      <w:bookmarkEnd w:id="39"/>
     </w:p>
     <w:p>
       <w:pPr>
@@ -23727,7 +23773,7 @@
         <w:spacing w:before="120" w:after="40" w:line="240" w:lineRule="auto"/>
         <w:jc w:val="left"/>
       </w:pPr>
-      <w:bookmarkStart w:id="39" w:name="_Toc244009415"/>
+      <w:bookmarkStart w:id="40" w:name="_Toc244009415"/>
       <w:r>
         <w:rPr>
           <w:b/>
@@ -23745,7 +23791,7 @@
         </w:rPr>
         <w:t>Cambios a documentos anteriores</w:t>
       </w:r>
-      <w:bookmarkEnd w:id="39"/>
+      <w:bookmarkEnd w:id="40"/>
     </w:p>
     <w:tbl>
       <w:tblPr>
@@ -24447,11 +24493,11 @@
         <w:pStyle w:val="Ttulo1"/>
         <w:jc w:val="left"/>
       </w:pPr>
-      <w:bookmarkStart w:id="40" w:name="_Toc244009393"/>
+      <w:bookmarkStart w:id="41" w:name="_Toc244009393"/>
       <w:r>
         <w:t>PARTE G. APORTES DEL EQUIPO Y FORMATO</w:t>
       </w:r>
-      <w:bookmarkEnd w:id="40"/>
+      <w:bookmarkEnd w:id="41"/>
     </w:p>
     <w:p>
       <w:r>
@@ -24492,11 +24538,11 @@
         <w:pStyle w:val="Ttulo1"/>
         <w:jc w:val="left"/>
       </w:pPr>
-      <w:bookmarkStart w:id="41" w:name="_Toc244009394"/>
+      <w:bookmarkStart w:id="42" w:name="_Toc244009394"/>
       <w:r>
         <w:t>REFERENCIAS</w:t>
       </w:r>
-      <w:bookmarkEnd w:id="41"/>
+      <w:bookmarkEnd w:id="42"/>
     </w:p>
     <w:p>
       <w:pPr>
@@ -24770,23 +24816,23 @@
         <w:pStyle w:val="Ttulo1"/>
         <w:jc w:val="left"/>
       </w:pPr>
-      <w:bookmarkStart w:id="42" w:name="_Toc244009395"/>
+      <w:bookmarkStart w:id="43" w:name="_Toc244009395"/>
       <w:r>
         <w:lastRenderedPageBreak/>
         <w:t>ANEXO. APORTES DEL EQUIPO Y DECLARACIÓN DE HERRAMIENTAS</w:t>
       </w:r>
-      <w:bookmarkEnd w:id="42"/>
+      <w:bookmarkEnd w:id="43"/>
     </w:p>
     <w:p>
       <w:pPr>
         <w:pStyle w:val="Ttulo2"/>
         <w:jc w:val="left"/>
       </w:pPr>
-      <w:bookmarkStart w:id="43" w:name="_Toc244009396"/>
+      <w:bookmarkStart w:id="44" w:name="_Toc244009396"/>
       <w:r>
         <w:t>Aportes de cada integrante</w:t>
       </w:r>
-      <w:bookmarkEnd w:id="43"/>
+      <w:bookmarkEnd w:id="44"/>
     </w:p>
     <w:p>
       <w:pPr>
@@ -24794,7 +24840,7 @@
         <w:spacing w:before="120" w:after="40" w:line="240" w:lineRule="auto"/>
         <w:jc w:val="left"/>
       </w:pPr>
-      <w:bookmarkStart w:id="44" w:name="_Toc244009416"/>
+      <w:bookmarkStart w:id="45" w:name="_Toc244009416"/>
       <w:r>
         <w:rPr>
           <w:b/>
@@ -24812,7 +24858,7 @@
         </w:rPr>
         <w:t>Aportes de cada integrante</w:t>
       </w:r>
-      <w:bookmarkEnd w:id="44"/>
+      <w:bookmarkEnd w:id="45"/>
     </w:p>
     <w:tbl>
       <w:tblPr>
@@ -25054,11 +25100,11 @@
         <w:pStyle w:val="Ttulo2"/>
         <w:jc w:val="left"/>
       </w:pPr>
-      <w:bookmarkStart w:id="45" w:name="_Toc244009397"/>
+      <w:bookmarkStart w:id="46" w:name="_Toc244009397"/>
       <w:r>
         <w:t>Declaración de uso de herramientas</w:t>
       </w:r>
-      <w:bookmarkEnd w:id="45"/>
+      <w:bookmarkEnd w:id="46"/>
     </w:p>
     <w:p>
       <w:pPr>
@@ -25452,7 +25498,7 @@
 </file>
 
 <file path=word/endnotes.xml><?xml version="1.0" encoding="utf-8"?>
-<w:endnotes xmlns:wpc="http://schemas.microsoft.com/office/word/2010/wordprocessingCanvas" xmlns:cx="http://schemas.microsoft.com/office/drawing/2014/chartex" xmlns:cx1="http://schemas.microsoft.com/office/drawing/2015/9/8/chartex" xmlns:cx2="http://schemas.microsoft.com/office/drawing/2015/10/21/chartex" xmlns:cx3="http://schemas.microsoft.com/office/drawing/2016/5/9/chartex" xmlns:cx4="http://schemas.microsoft.com/office/drawing/2016/5/10/chartex" xmlns:cx5="http://schemas.microsoft.com/office/drawing/2016/5/11/chartex" xmlns:cx6="http://schemas.microsoft.com/office/drawing/2016/5/12/chartex" xmlns:cx7="http://schemas.microsoft.com/office/drawing/2016/5/13/chartex" xmlns:cx8="http://schemas.microsoft.com/office/drawing/2016/5/14/chartex" xmlns:mc="http://schemas.openxmlformats.org/markup-compatibility/2006" xmlns:aink="http://schemas.microsoft.com/office/drawing/2016/ink" xmlns:am3d="http://schemas.microsoft.com/office/drawing/2017/model3d" xmlns:o="urn:schemas-microsoft-com:office:office" xmlns:r="http://schemas.openxmlformats.org/officeDocument/2006/relationships" xmlns:m="http://schemas.openxmlformats.org/officeDocument/2006/math" xmlns:v="urn:schemas-microsoft-com:vml" xmlns:wp14="http://schemas.microsoft.com/office/word/2010/wordprocessingDrawing" xmlns:wp="http://schemas.openxmlformats.org/drawingml/2006/wordprocessingDrawing" xmlns:w10="urn:schemas-microsoft-com:office:word" xmlns:w="http://schemas.openxmlformats.org/wordprocessingml/2006/main" xmlns:w14="http://schemas.microsoft.com/office/word/2010/wordml" xmlns:w15="http://schemas.microsoft.com/office/word/2012/wordml" xmlns:w16cex="http://schemas.microsoft.com/office/word/2018/wordml/cex" xmlns:w16cid="http://schemas.microsoft.com/office/word/2016/wordml/cid" xmlns:w16="http://schemas.microsoft.com/office/word/2018/wordml" xmlns:w16sdtdh="http://schemas.microsoft.com/office/word/2020/wordml/sdtdatahash" xmlns:w16se="http://schemas.microsoft.com/office/word/2015/wordml/symex" xmlns:wpg="http://schemas.microsoft.com/office/word/2010/wordprocessingGroup" xmlns:wpi="http://schemas.microsoft.com/office/word/2010/wordprocessingInk" xmlns:wne="http://schemas.microsoft.com/office/word/2006/wordml" xmlns:wps="http://schemas.microsoft.com/office/word/2010/wordprocessingShape" mc:Ignorable="w14 w15 w16se w16cid w16 w16cex w16sdtdh wp14">
+<w:endnotes xmlns:wpc="http://schemas.microsoft.com/office/word/2010/wordprocessingCanvas" xmlns:cx="http://schemas.microsoft.com/office/drawing/2014/chartex" xmlns:cx1="http://schemas.microsoft.com/office/drawing/2015/9/8/chartex" xmlns:cx2="http://schemas.microsoft.com/office/drawing/2015/10/21/chartex" xmlns:cx3="http://schemas.microsoft.com/office/drawing/2016/5/9/chartex" xmlns:cx4="http://schemas.microsoft.com/office/drawing/2016/5/10/chartex" xmlns:cx5="http://schemas.microsoft.com/office/drawing/2016/5/11/chartex" xmlns:cx6="http://schemas.microsoft.com/office/drawing/2016/5/12/chartex" xmlns:cx7="http://schemas.microsoft.com/office/drawing/2016/5/13/chartex" xmlns:cx8="http://schemas.microsoft.com/office/drawing/2016/5/14/chartex" xmlns:mc="http://schemas.openxmlformats.org/markup-compatibility/2006" xmlns:aink="http://schemas.microsoft.com/office/drawing/2016/ink" xmlns:am3d="http://schemas.microsoft.com/office/drawing/2017/model3d" xmlns:o="urn:schemas-microsoft-com:office:office" xmlns:r="http://schemas.openxmlformats.org/officeDocument/2006/relationships" xmlns:m="http://schemas.openxmlformats.org/officeDocument/2006/math" xmlns:v="urn:schemas-microsoft-com:vml" xmlns:wp14="http://schemas.microsoft.com/office/word/2010/wordprocessingDrawing" xmlns:wp="http://schemas.openxmlformats.org/drawingml/2006/wordprocessingDrawing" xmlns:w10="urn:schemas-microsoft-com:office:word" xmlns:w="http://schemas.openxmlformats.org/wordprocessingml/2006/main" xmlns:w14="http://schemas.microsoft.com/office/word/2010/wordml" xmlns:w15="http://schemas.microsoft.com/office/word/2012/wordml" xmlns:w16cid="http://schemas.microsoft.com/office/word/2016/wordml/cid" xmlns:w16se="http://schemas.microsoft.com/office/word/2015/wordml/symex" xmlns:wpg="http://schemas.microsoft.com/office/word/2010/wordprocessingGroup" xmlns:wpi="http://schemas.microsoft.com/office/word/2010/wordprocessingInk" xmlns:wne="http://schemas.microsoft.com/office/word/2006/wordml" xmlns:wps="http://schemas.microsoft.com/office/word/2010/wordprocessingShape" mc:Ignorable="w14 w15 w16se w16cid wp14">
   <w:endnote w:type="separator" w:id="-1">
     <w:p>
       <w:pPr>
@@ -25477,7 +25523,7 @@
 </file>
 
 <file path=word/footer1.xml><?xml version="1.0" encoding="utf-8"?>
-<w:ftr xmlns:wpc="http://schemas.microsoft.com/office/word/2010/wordprocessingCanvas" xmlns:cx="http://schemas.microsoft.com/office/drawing/2014/chartex" xmlns:cx1="http://schemas.microsoft.com/office/drawing/2015/9/8/chartex" xmlns:cx2="http://schemas.microsoft.com/office/drawing/2015/10/21/chartex" xmlns:cx3="http://schemas.microsoft.com/office/drawing/2016/5/9/chartex" xmlns:cx4="http://schemas.microsoft.com/office/drawing/2016/5/10/chartex" xmlns:cx5="http://schemas.microsoft.com/office/drawing/2016/5/11/chartex" xmlns:cx6="http://schemas.microsoft.com/office/drawing/2016/5/12/chartex" xmlns:cx7="http://schemas.microsoft.com/office/drawing/2016/5/13/chartex" xmlns:cx8="http://schemas.microsoft.com/office/drawing/2016/5/14/chartex" xmlns:mc="http://schemas.openxmlformats.org/markup-compatibility/2006" xmlns:aink="http://schemas.microsoft.com/office/drawing/2016/ink" xmlns:am3d="http://schemas.microsoft.com/office/drawing/2017/model3d" xmlns:o="urn:schemas-microsoft-com:office:office" xmlns:r="http://schemas.openxmlformats.org/officeDocument/2006/relationships" xmlns:m="http://schemas.openxmlformats.org/officeDocument/2006/math" xmlns:v="urn:schemas-microsoft-com:vml" xmlns:wp14="http://schemas.microsoft.com/office/word/2010/wordprocessingDrawing" xmlns:wp="http://schemas.openxmlformats.org/drawingml/2006/wordprocessingDrawing" xmlns:w10="urn:schemas-microsoft-com:office:word" xmlns:w="http://schemas.openxmlformats.org/wordprocessingml/2006/main" xmlns:w14="http://schemas.microsoft.com/office/word/2010/wordml" xmlns:w15="http://schemas.microsoft.com/office/word/2012/wordml" xmlns:w16cex="http://schemas.microsoft.com/office/word/2018/wordml/cex" xmlns:w16cid="http://schemas.microsoft.com/office/word/2016/wordml/cid" xmlns:w16="http://schemas.microsoft.com/office/word/2018/wordml" xmlns:w16sdtdh="http://schemas.microsoft.com/office/word/2020/wordml/sdtdatahash" xmlns:w16se="http://schemas.microsoft.com/office/word/2015/wordml/symex" xmlns:wpg="http://schemas.microsoft.com/office/word/2010/wordprocessingGroup" xmlns:wpi="http://schemas.microsoft.com/office/word/2010/wordprocessingInk" xmlns:wne="http://schemas.microsoft.com/office/word/2006/wordml" xmlns:wps="http://schemas.microsoft.com/office/word/2010/wordprocessingShape" mc:Ignorable="w14 w15 w16se w16cid w16 w16cex w16sdtdh wp14">
+<w:ftr xmlns:wpc="http://schemas.microsoft.com/office/word/2010/wordprocessingCanvas" xmlns:cx="http://schemas.microsoft.com/office/drawing/2014/chartex" xmlns:cx1="http://schemas.microsoft.com/office/drawing/2015/9/8/chartex" xmlns:cx2="http://schemas.microsoft.com/office/drawing/2015/10/21/chartex" xmlns:cx3="http://schemas.microsoft.com/office/drawing/2016/5/9/chartex" xmlns:cx4="http://schemas.microsoft.com/office/drawing/2016/5/10/chartex" xmlns:cx5="http://schemas.microsoft.com/office/drawing/2016/5/11/chartex" xmlns:cx6="http://schemas.microsoft.com/office/drawing/2016/5/12/chartex" xmlns:cx7="http://schemas.microsoft.com/office/drawing/2016/5/13/chartex" xmlns:cx8="http://schemas.microsoft.com/office/drawing/2016/5/14/chartex" xmlns:mc="http://schemas.openxmlformats.org/markup-compatibility/2006" xmlns:aink="http://schemas.microsoft.com/office/drawing/2016/ink" xmlns:am3d="http://schemas.microsoft.com/office/drawing/2017/model3d" xmlns:o="urn:schemas-microsoft-com:office:office" xmlns:r="http://schemas.openxmlformats.org/officeDocument/2006/relationships" xmlns:m="http://schemas.openxmlformats.org/officeDocument/2006/math" xmlns:v="urn:schemas-microsoft-com:vml" xmlns:wp14="http://schemas.microsoft.com/office/word/2010/wordprocessingDrawing" xmlns:wp="http://schemas.openxmlformats.org/drawingml/2006/wordprocessingDrawing" xmlns:w10="urn:schemas-microsoft-com:office:word" xmlns:w="http://schemas.openxmlformats.org/wordprocessingml/2006/main" xmlns:w14="http://schemas.microsoft.com/office/word/2010/wordml" xmlns:w15="http://schemas.microsoft.com/office/word/2012/wordml" xmlns:w16cid="http://schemas.microsoft.com/office/word/2016/wordml/cid" xmlns:w16se="http://schemas.microsoft.com/office/word/2015/wordml/symex" xmlns:wpg="http://schemas.microsoft.com/office/word/2010/wordprocessingGroup" xmlns:wpi="http://schemas.microsoft.com/office/word/2010/wordprocessingInk" xmlns:wne="http://schemas.microsoft.com/office/word/2006/wordml" xmlns:wps="http://schemas.microsoft.com/office/word/2010/wordprocessingShape" mc:Ignorable="w14 w15 w16se w16cid wp14">
   <w:p>
     <w:pPr>
       <w:pBdr>
@@ -25559,7 +25605,7 @@
 </file>
 
 <file path=word/footnotes.xml><?xml version="1.0" encoding="utf-8"?>
-<w:footnotes xmlns:wpc="http://schemas.microsoft.com/office/word/2010/wordprocessingCanvas" xmlns:cx="http://schemas.microsoft.com/office/drawing/2014/chartex" xmlns:cx1="http://schemas.microsoft.com/office/drawing/2015/9/8/chartex" xmlns:cx2="http://schemas.microsoft.com/office/drawing/2015/10/21/chartex" xmlns:cx3="http://schemas.microsoft.com/office/drawing/2016/5/9/chartex" xmlns:cx4="http://schemas.microsoft.com/office/drawing/2016/5/10/chartex" xmlns:cx5="http://schemas.microsoft.com/office/drawing/2016/5/11/chartex" xmlns:cx6="http://schemas.microsoft.com/office/drawing/2016/5/12/chartex" xmlns:cx7="http://schemas.microsoft.com/office/drawing/2016/5/13/chartex" xmlns:cx8="http://schemas.microsoft.com/office/drawing/2016/5/14/chartex" xmlns:mc="http://schemas.openxmlformats.org/markup-compatibility/2006" xmlns:aink="http://schemas.microsoft.com/office/drawing/2016/ink" xmlns:am3d="http://schemas.microsoft.com/office/drawing/2017/model3d" xmlns:o="urn:schemas-microsoft-com:office:office" xmlns:r="http://schemas.openxmlformats.org/officeDocument/2006/relationships" xmlns:m="http://schemas.openxmlformats.org/officeDocument/2006/math" xmlns:v="urn:schemas-microsoft-com:vml" xmlns:wp14="http://schemas.microsoft.com/office/word/2010/wordprocessingDrawing" xmlns:wp="http://schemas.openxmlformats.org/drawingml/2006/wordprocessingDrawing" xmlns:w10="urn:schemas-microsoft-com:office:word" xmlns:w="http://schemas.openxmlformats.org/wordprocessingml/2006/main" xmlns:w14="http://schemas.microsoft.com/office/word/2010/wordml" xmlns:w15="http://schemas.microsoft.com/office/word/2012/wordml" xmlns:w16cex="http://schemas.microsoft.com/office/word/2018/wordml/cex" xmlns:w16cid="http://schemas.microsoft.com/office/word/2016/wordml/cid" xmlns:w16="http://schemas.microsoft.com/office/word/2018/wordml" xmlns:w16sdtdh="http://schemas.microsoft.com/office/word/2020/wordml/sdtdatahash" xmlns:w16se="http://schemas.microsoft.com/office/word/2015/wordml/symex" xmlns:wpg="http://schemas.microsoft.com/office/word/2010/wordprocessingGroup" xmlns:wpi="http://schemas.microsoft.com/office/word/2010/wordprocessingInk" xmlns:wne="http://schemas.microsoft.com/office/word/2006/wordml" xmlns:wps="http://schemas.microsoft.com/office/word/2010/wordprocessingShape" mc:Ignorable="w14 w15 w16se w16cid w16 w16cex w16sdtdh wp14">
+<w:footnotes xmlns:wpc="http://schemas.microsoft.com/office/word/2010/wordprocessingCanvas" xmlns:cx="http://schemas.microsoft.com/office/drawing/2014/chartex" xmlns:cx1="http://schemas.microsoft.com/office/drawing/2015/9/8/chartex" xmlns:cx2="http://schemas.microsoft.com/office/drawing/2015/10/21/chartex" xmlns:cx3="http://schemas.microsoft.com/office/drawing/2016/5/9/chartex" xmlns:cx4="http://schemas.microsoft.com/office/drawing/2016/5/10/chartex" xmlns:cx5="http://schemas.microsoft.com/office/drawing/2016/5/11/chartex" xmlns:cx6="http://schemas.microsoft.com/office/drawing/2016/5/12/chartex" xmlns:cx7="http://schemas.microsoft.com/office/drawing/2016/5/13/chartex" xmlns:cx8="http://schemas.microsoft.com/office/drawing/2016/5/14/chartex" xmlns:mc="http://schemas.openxmlformats.org/markup-compatibility/2006" xmlns:aink="http://schemas.microsoft.com/office/drawing/2016/ink" xmlns:am3d="http://schemas.microsoft.com/office/drawing/2017/model3d" xmlns:o="urn:schemas-microsoft-com:office:office" xmlns:r="http://schemas.openxmlformats.org/officeDocument/2006/relationships" xmlns:m="http://schemas.openxmlformats.org/officeDocument/2006/math" xmlns:v="urn:schemas-microsoft-com:vml" xmlns:wp14="http://schemas.microsoft.com/office/word/2010/wordprocessingDrawing" xmlns:wp="http://schemas.openxmlformats.org/drawingml/2006/wordprocessingDrawing" xmlns:w10="urn:schemas-microsoft-com:office:word" xmlns:w="http://schemas.openxmlformats.org/wordprocessingml/2006/main" xmlns:w14="http://schemas.microsoft.com/office/word/2010/wordml" xmlns:w15="http://schemas.microsoft.com/office/word/2012/wordml" xmlns:w16cid="http://schemas.microsoft.com/office/word/2016/wordml/cid" xmlns:w16se="http://schemas.microsoft.com/office/word/2015/wordml/symex" xmlns:wpg="http://schemas.microsoft.com/office/word/2010/wordprocessingGroup" xmlns:wpi="http://schemas.microsoft.com/office/word/2010/wordprocessingInk" xmlns:wne="http://schemas.microsoft.com/office/word/2006/wordml" xmlns:wps="http://schemas.microsoft.com/office/word/2010/wordprocessingShape" mc:Ignorable="w14 w15 w16se w16cid wp14">
   <w:footnote w:type="separator" w:id="-1">
     <w:p>
       <w:pPr>
@@ -25584,7 +25630,7 @@
 </file>
 
 <file path=word/numbering.xml><?xml version="1.0" encoding="utf-8"?>
-<w:numbering xmlns:wpc="http://schemas.microsoft.com/office/word/2010/wordprocessingCanvas" xmlns:cx="http://schemas.microsoft.com/office/drawing/2014/chartex" xmlns:cx1="http://schemas.microsoft.com/office/drawing/2015/9/8/chartex" xmlns:cx2="http://schemas.microsoft.com/office/drawing/2015/10/21/chartex" xmlns:cx3="http://schemas.microsoft.com/office/drawing/2016/5/9/chartex" xmlns:cx4="http://schemas.microsoft.com/office/drawing/2016/5/10/chartex" xmlns:cx5="http://schemas.microsoft.com/office/drawing/2016/5/11/chartex" xmlns:cx6="http://schemas.microsoft.com/office/drawing/2016/5/12/chartex" xmlns:cx7="http://schemas.microsoft.com/office/drawing/2016/5/13/chartex" xmlns:cx8="http://schemas.microsoft.com/office/drawing/2016/5/14/chartex" xmlns:mc="http://schemas.openxmlformats.org/markup-compatibility/2006" xmlns:aink="http://schemas.microsoft.com/office/drawing/2016/ink" xmlns:am3d="http://schemas.microsoft.com/office/drawing/2017/model3d" xmlns:o="urn:schemas-microsoft-com:office:office" xmlns:r="http://schemas.openxmlformats.org/officeDocument/2006/relationships" xmlns:m="http://schemas.openxmlformats.org/officeDocument/2006/math" xmlns:v="urn:schemas-microsoft-com:vml" xmlns:wp14="http://schemas.microsoft.com/office/word/2010/wordprocessingDrawing" xmlns:wp="http://schemas.openxmlformats.org/drawingml/2006/wordprocessingDrawing" xmlns:w10="urn:schemas-microsoft-com:office:word" xmlns:w="http://schemas.openxmlformats.org/wordprocessingml/2006/main" xmlns:w14="http://schemas.microsoft.com/office/word/2010/wordml" xmlns:w15="http://schemas.microsoft.com/office/word/2012/wordml" xmlns:w16cex="http://schemas.microsoft.com/office/word/2018/wordml/cex" xmlns:w16cid="http://schemas.microsoft.com/office/word/2016/wordml/cid" xmlns:w16="http://schemas.microsoft.com/office/word/2018/wordml" xmlns:w16sdtdh="http://schemas.microsoft.com/office/word/2020/wordml/sdtdatahash" xmlns:w16se="http://schemas.microsoft.com/office/word/2015/wordml/symex" xmlns:wpg="http://schemas.microsoft.com/office/word/2010/wordprocessingGroup" xmlns:wpi="http://schemas.microsoft.com/office/word/2010/wordprocessingInk" xmlns:wne="http://schemas.microsoft.com/office/word/2006/wordml" xmlns:wps="http://schemas.microsoft.com/office/word/2010/wordprocessingShape" mc:Ignorable="w14 w15 w16se w16cid w16 w16cex w16sdtdh wp14">
+<w:numbering xmlns:wpc="http://schemas.microsoft.com/office/word/2010/wordprocessingCanvas" xmlns:cx="http://schemas.microsoft.com/office/drawing/2014/chartex" xmlns:cx1="http://schemas.microsoft.com/office/drawing/2015/9/8/chartex" xmlns:cx2="http://schemas.microsoft.com/office/drawing/2015/10/21/chartex" xmlns:cx3="http://schemas.microsoft.com/office/drawing/2016/5/9/chartex" xmlns:cx4="http://schemas.microsoft.com/office/drawing/2016/5/10/chartex" xmlns:cx5="http://schemas.microsoft.com/office/drawing/2016/5/11/chartex" xmlns:cx6="http://schemas.microsoft.com/office/drawing/2016/5/12/chartex" xmlns:cx7="http://schemas.microsoft.com/office/drawing/2016/5/13/chartex" xmlns:cx8="http://schemas.microsoft.com/office/drawing/2016/5/14/chartex" xmlns:mc="http://schemas.openxmlformats.org/markup-compatibility/2006" xmlns:aink="http://schemas.microsoft.com/office/drawing/2016/ink" xmlns:am3d="http://schemas.microsoft.com/office/drawing/2017/model3d" xmlns:o="urn:schemas-microsoft-com:office:office" xmlns:r="http://schemas.openxmlformats.org/officeDocument/2006/relationships" xmlns:m="http://schemas.openxmlformats.org/officeDocument/2006/math" xmlns:v="urn:schemas-microsoft-com:vml" xmlns:wp14="http://schemas.microsoft.com/office/word/2010/wordprocessingDrawing" xmlns:wp="http://schemas.openxmlformats.org/drawingml/2006/wordprocessingDrawing" xmlns:w10="urn:schemas-microsoft-com:office:word" xmlns:w="http://schemas.openxmlformats.org/wordprocessingml/2006/main" xmlns:w14="http://schemas.microsoft.com/office/word/2010/wordml" xmlns:w15="http://schemas.microsoft.com/office/word/2012/wordml" xmlns:w16cid="http://schemas.microsoft.com/office/word/2016/wordml/cid" xmlns:w16se="http://schemas.microsoft.com/office/word/2015/wordml/symex" xmlns:wpg="http://schemas.microsoft.com/office/word/2010/wordprocessingGroup" xmlns:wpi="http://schemas.microsoft.com/office/word/2010/wordprocessingInk" xmlns:wne="http://schemas.microsoft.com/office/word/2006/wordml" xmlns:wps="http://schemas.microsoft.com/office/word/2010/wordprocessingShape" mc:Ignorable="w14 w15 w16se w16cid wp14">
   <w:abstractNum w:abstractNumId="0" w15:restartNumberingAfterBreak="0">
     <w:nsid w:val="0AF45ECD"/>
     <w:multiLevelType w:val="hybridMultilevel"/>
@@ -26819,7 +26865,7 @@
 </file>
 
 <file path=word/styles.xml><?xml version="1.0" encoding="utf-8"?>
-<w:styles xmlns:mc="http://schemas.openxmlformats.org/markup-compatibility/2006" xmlns:r="http://schemas.openxmlformats.org/officeDocument/2006/relationships" xmlns:w="http://schemas.openxmlformats.org/wordprocessingml/2006/main" xmlns:w14="http://schemas.microsoft.com/office/word/2010/wordml" xmlns:w15="http://schemas.microsoft.com/office/word/2012/wordml" xmlns:w16cex="http://schemas.microsoft.com/office/word/2018/wordml/cex" xmlns:w16cid="http://schemas.microsoft.com/office/word/2016/wordml/cid" xmlns:w16="http://schemas.microsoft.com/office/word/2018/wordml" xmlns:w16sdtdh="http://schemas.microsoft.com/office/word/2020/wordml/sdtdatahash" xmlns:w16se="http://schemas.microsoft.com/office/word/2015/wordml/symex" mc:Ignorable="w14 w15 w16se w16cid w16 w16cex w16sdtdh">
+<w:styles xmlns:mc="http://schemas.openxmlformats.org/markup-compatibility/2006" xmlns:r="http://schemas.openxmlformats.org/officeDocument/2006/relationships" xmlns:w="http://schemas.openxmlformats.org/wordprocessingml/2006/main" xmlns:w14="http://schemas.microsoft.com/office/word/2010/wordml" xmlns:w15="http://schemas.microsoft.com/office/word/2012/wordml" xmlns:w16cid="http://schemas.microsoft.com/office/word/2016/wordml/cid" xmlns:w16se="http://schemas.microsoft.com/office/word/2015/wordml/symex" mc:Ignorable="w14 w15 w16se w16cid">
   <w:docDefaults>
     <w:rPrDefault>
       <w:rPr>
@@ -26837,7 +26883,7 @@
       </w:pPr>
     </w:pPrDefault>
   </w:docDefaults>
-  <w:latentStyles w:defLockedState="0" w:defUIPriority="99" w:defSemiHidden="0" w:defUnhideWhenUsed="0" w:defQFormat="0" w:count="376">
+  <w:latentStyles w:defLockedState="0" w:defUIPriority="99" w:defSemiHidden="0" w:defUnhideWhenUsed="0" w:defQFormat="0" w:count="375">
     <w:lsdException w:name="Normal" w:uiPriority="0" w:qFormat="1"/>
     <w:lsdException w:name="heading 1" w:uiPriority="9" w:qFormat="1"/>
     <w:lsdException w:name="heading 2" w:semiHidden="1" w:uiPriority="9" w:unhideWhenUsed="1" w:qFormat="1"/>
@@ -27213,7 +27259,6 @@
     <w:lsdException w:name="Smart Hyperlink" w:semiHidden="1" w:unhideWhenUsed="1"/>
     <w:lsdException w:name="Hashtag" w:semiHidden="1" w:unhideWhenUsed="1"/>
     <w:lsdException w:name="Unresolved Mention" w:semiHidden="1" w:unhideWhenUsed="1"/>
-    <w:lsdException w:name="Smart Link" w:semiHidden="1" w:unhideWhenUsed="1"/>
   </w:latentStyles>
   <w:style w:type="paragraph" w:default="1" w:styleId="Normal">
     <w:name w:val="Normal"/>
@@ -28337,7 +28382,7 @@
 </file>
 
 <file path=customXml/itemProps1.xml><?xml version="1.0" encoding="utf-8"?>
-<ds:datastoreItem xmlns:ds="http://schemas.openxmlformats.org/officeDocument/2006/customXml" ds:itemID="{70663BAB-73B6-4A2F-B1D9-EBF66F1EF567}">
+<ds:datastoreItem xmlns:ds="http://schemas.openxmlformats.org/officeDocument/2006/customXml" ds:itemID="{0AD92DCF-DEF2-413D-87BA-87EB7D0D29CA}">
   <ds:schemaRefs>
     <ds:schemaRef ds:uri="http://schemas.openxmlformats.org/officeDocument/2006/bibliography"/>
   </ds:schemaRefs>
